--- a/templates/access-controls.docx
+++ b/templates/access-controls.docx
@@ -13,6 +13,10 @@
 INFORMATION SECURITY & ACCESS MANAGEMENT
 
 This policy defines asset access tiers and approval workflows for the {familyName} family.
+
+RESPONSIBLE PARTIES:
+Primary Authority: {householdHead}
+Access Approval Authority: {decisionMakers}
 
 IDENTIFIED GAPS TO ADDRESS:
 {#gaps}• {description} - {severity} Priority
@@ -31,6 +35,7 @@
 ACCESS CONTROL FRAMEWORK:
 1. Asset access tier definitions and restrictions
 2. Approval workflow requirements by asset type
+   Approving authorities: {decisionMakers}
 3. Information sharing protocols and confidentiality
 4. Digital access management and security measures</w:t>
       </w:r>
